--- a/docs/Especificación de Requisitos - Sistema PA Actualizado.docx
+++ b/docs/Especificación de Requisitos - Sistema PA Actualizado.docx
@@ -491,21 +491,12 @@
             </w:tcMar>
           </w:tcPr>
           <w:p>
-            <w:proofErr w:type="spellStart"/>
             <w:r>
               <w:rPr>
                 <w:b/>
                 <w:bCs/>
               </w:rPr>
-              <w:t>Nº</w:t>
-            </w:r>
-            <w:proofErr w:type="spellEnd"/>
-            <w:r>
-              <w:rPr>
-                <w:b/>
-                <w:bCs/>
-              </w:rPr>
-              <w:t xml:space="preserve"> Total de Páginas</w:t>
+              <w:t>Nº Total de Páginas</w:t>
             </w:r>
           </w:p>
         </w:tc>
@@ -1148,15 +1139,7 @@
       <w:bookmarkStart w:id="7" w:name="_m8m6uf1is6cy" w:colFirst="0" w:colLast="0"/>
       <w:bookmarkEnd w:id="7"/>
       <w:r>
-        <w:t>4.1 Administrador (</w:t>
-      </w:r>
-      <w:proofErr w:type="spellStart"/>
-      <w:r>
-        <w:t>Admin</w:t>
-      </w:r>
-      <w:proofErr w:type="spellEnd"/>
-      <w:r>
-        <w:t>)</w:t>
+        <w:t>4.1 Administrador (Admin)</w:t>
       </w:r>
     </w:p>
     <w:p>
@@ -2060,15 +2043,7 @@
         <w:jc w:val="both"/>
       </w:pPr>
       <w:r>
-        <w:t xml:space="preserve">Sensibilización → </w:t>
-      </w:r>
-      <w:proofErr w:type="spellStart"/>
-      <w:r>
-        <w:t>Caminamientos</w:t>
-      </w:r>
-      <w:proofErr w:type="spellEnd"/>
-      <w:r>
-        <w:t xml:space="preserve"> → Asambleas → Inscripción del Acta → Inscripción del Convenio de Ocupación Previa.</w:t>
+        <w:t>Sensibilización → Caminamientos → Asambleas → Inscripción del Acta → Inscripción del Convenio de Ocupación Previa.</w:t>
       </w:r>
     </w:p>
     <w:p>
@@ -2464,15 +2439,7 @@
         <w:t>RF-10</w:t>
       </w:r>
       <w:r>
-        <w:t xml:space="preserve">: El sistema debe permitir actualizar información de núcleos (solo </w:t>
-      </w:r>
-      <w:proofErr w:type="spellStart"/>
-      <w:r>
-        <w:t>Admin</w:t>
-      </w:r>
-      <w:proofErr w:type="spellEnd"/>
-      <w:r>
-        <w:t xml:space="preserve"> y Operador autorizado) </w:t>
+        <w:t xml:space="preserve">: El sistema debe permitir actualizar información de núcleos (solo Admin y Operador autorizado) </w:t>
       </w:r>
     </w:p>
     <w:p>
@@ -2547,15 +2514,7 @@
       </w:r>
       <w:r>
         <w:br/>
-        <w:t xml:space="preserve">- Número de </w:t>
-      </w:r>
-      <w:proofErr w:type="spellStart"/>
-      <w:r>
-        <w:t>caminamientos</w:t>
-      </w:r>
-      <w:proofErr w:type="spellEnd"/>
-      <w:r>
-        <w:t xml:space="preserve"> r</w:t>
+        <w:t>- Número de caminamientos r</w:t>
       </w:r>
       <w:r>
         <w:t>e</w:t>
@@ -2613,8 +2572,6 @@
       </w:r>
       <w:r>
         <w:tab/>
-      </w:r>
-      <w:r>
         <w:t>No registrada</w:t>
       </w:r>
       <w:r>
@@ -2623,8 +2580,6 @@
       </w:r>
       <w:r>
         <w:tab/>
-      </w:r>
-      <w:r>
         <w:t>Inscrita en el RAN</w:t>
       </w:r>
       <w:r>
@@ -2639,8 +2594,6 @@
       </w:r>
       <w:r>
         <w:tab/>
-      </w:r>
-      <w:r>
         <w:t xml:space="preserve">No registrado </w:t>
       </w:r>
       <w:r>
@@ -2649,8 +2602,6 @@
       </w:r>
       <w:r>
         <w:tab/>
-      </w:r>
-      <w:r>
         <w:t>Inscrito en el RAN</w:t>
       </w:r>
       <w:r>
@@ -2786,8 +2737,6 @@
       </w:r>
       <w:r>
         <w:tab/>
-      </w:r>
-      <w:r>
         <w:t>Problema (rojo) (requiere observación obligatoria)</w:t>
       </w:r>
       <w:r>
@@ -3126,15 +3075,7 @@
       </w:r>
       <w:r>
         <w:br/>
-        <w:t xml:space="preserve">- El cambio </w:t>
-      </w:r>
-      <w:proofErr w:type="spellStart"/>
-      <w:r>
-        <w:t>a</w:t>
-      </w:r>
-      <w:proofErr w:type="spellEnd"/>
-      <w:r>
-        <w:t xml:space="preserve"> estado </w:t>
+        <w:t xml:space="preserve">- El cambio a estado </w:t>
       </w:r>
       <w:r>
         <w:t>l</w:t>
@@ -3265,13 +3206,8 @@
         </w:numPr>
         <w:spacing w:after="160" w:line="278" w:lineRule="auto"/>
       </w:pPr>
-      <w:proofErr w:type="gramStart"/>
-      <w:r>
-        <w:t>Total</w:t>
-      </w:r>
-      <w:proofErr w:type="gramEnd"/>
-      <w:r>
-        <w:t xml:space="preserve"> de asambleas</w:t>
+      <w:r>
+        <w:t>Total de asambleas</w:t>
       </w:r>
     </w:p>
     <w:p>
@@ -3400,15 +3336,7 @@
       </w:r>
       <w:r>
         <w:br/>
-        <w:t xml:space="preserve">- Total de </w:t>
-      </w:r>
-      <w:proofErr w:type="spellStart"/>
-      <w:r>
-        <w:t>caminamientos</w:t>
-      </w:r>
-      <w:proofErr w:type="spellEnd"/>
-      <w:r>
-        <w:t xml:space="preserve"> realizados.</w:t>
+        <w:t>- Total de caminamientos realizados.</w:t>
       </w:r>
       <w:r>
         <w:br/>
@@ -3633,15 +3561,13 @@
         <w:t xml:space="preserve">: </w:t>
       </w:r>
       <w:r>
-        <w:t xml:space="preserve">El sistema debe permitir el numero de </w:t>
-      </w:r>
-      <w:proofErr w:type="spellStart"/>
-      <w:r>
-        <w:t>caminamientos</w:t>
-      </w:r>
-      <w:proofErr w:type="spellEnd"/>
-      <w:r>
-        <w:t xml:space="preserve"> realizados por núcleo agrario.</w:t>
+        <w:t xml:space="preserve">El sistema debe permitir el </w:t>
+      </w:r>
+      <w:r>
+        <w:t>número</w:t>
+      </w:r>
+      <w:r>
+        <w:t xml:space="preserve"> de caminamientos realizados por núcleo agrario.</w:t>
       </w:r>
     </w:p>
     <w:p>
@@ -4070,15 +3996,7 @@
         <w:t>RNF-02 Usabilidad:</w:t>
       </w:r>
       <w:r>
-        <w:t xml:space="preserve"> El mapa interactivo será de visualización estándar; no contará con funcionalidades de </w:t>
-      </w:r>
-      <w:proofErr w:type="gramStart"/>
-      <w:r>
-        <w:t>zoom</w:t>
-      </w:r>
-      <w:proofErr w:type="gramEnd"/>
-      <w:r>
-        <w:t xml:space="preserve"> libre o edición manual de la geometría por parte del usuario final para mantener la integridad del reporte.</w:t>
+        <w:t xml:space="preserve"> El mapa interactivo será de visualización estándar; no contará con funcionalidades de zoom libre o edición manual de la geometría por parte del usuario final para mantener la integridad del reporte.</w:t>
       </w:r>
     </w:p>
     <w:p>
@@ -4251,7 +4169,10 @@
     </w:p>
     <w:p>
       <w:r>
-        <w:t xml:space="preserve">Se recomienda el uso de </w:t>
+        <w:t>U</w:t>
+      </w:r>
+      <w:r>
+        <w:t xml:space="preserve">so de </w:t>
       </w:r>
       <w:r>
         <w:rPr>
@@ -4261,15 +4182,7 @@
         <w:t>Diagramas de Casos de Uso</w:t>
       </w:r>
       <w:r>
-        <w:t xml:space="preserve"> de UML para modelar las interacciones de los tres roles (</w:t>
-      </w:r>
-      <w:proofErr w:type="spellStart"/>
-      <w:r>
-        <w:t>Admin</w:t>
-      </w:r>
-      <w:proofErr w:type="spellEnd"/>
-      <w:r>
-        <w:t>, Operador, Analista) con los módulos de mapa, formularios de captura y generador de reportes.</w:t>
+        <w:t xml:space="preserve"> de UML para modelar las interacciones de los tres roles (Admin, Operador, Analista) con los módulos de mapa, formularios de captura y generador de reportes.</w:t>
       </w:r>
     </w:p>
     <w:p>
@@ -7060,6 +6973,7 @@
   <w:style w:type="character" w:default="1" w:styleId="Fuentedeprrafopredeter">
     <w:name w:val="Default Paragraph Font"/>
     <w:uiPriority w:val="1"/>
+    <w:semiHidden/>
     <w:unhideWhenUsed/>
   </w:style>
   <w:style w:type="table" w:default="1" w:styleId="Tablanormal">

--- a/docs/Especificación de Requisitos - Sistema PA Actualizado.docx
+++ b/docs/Especificación de Requisitos - Sistema PA Actualizado.docx
@@ -98,7 +98,7 @@
           <w:sz w:val="32"/>
           <w:szCs w:val="32"/>
         </w:rPr>
-        <w:t>3</w:t>
+        <w:t>4</w:t>
       </w:r>
       <w:r>
         <w:rPr>
@@ -433,7 +433,10 @@
               <w:t>0</w:t>
             </w:r>
             <w:r>
-              <w:t>.3</w:t>
+              <w:t>.</w:t>
+            </w:r>
+            <w:r>
+              <w:t>4</w:t>
             </w:r>
             <w:r>
               <w:t xml:space="preserve"> (Integrada)</w:t>
@@ -474,7 +477,13 @@
           </w:tcPr>
           <w:p>
             <w:r>
-              <w:t>21/04/2026</w:t>
+              <w:t>2</w:t>
+            </w:r>
+            <w:r>
+              <w:t>2</w:t>
+            </w:r>
+            <w:r>
+              <w:t>/04/2026</w:t>
             </w:r>
           </w:p>
         </w:tc>
@@ -4169,10 +4178,7 @@
     </w:p>
     <w:p>
       <w:r>
-        <w:t>U</w:t>
-      </w:r>
-      <w:r>
-        <w:t xml:space="preserve">so de </w:t>
+        <w:t xml:space="preserve">Uso de </w:t>
       </w:r>
       <w:r>
         <w:rPr>
